--- a/assets/Resume-job.docx
+++ b/assets/Resume-job.docx
@@ -1,6 +1,6 @@
 
 <file path=word/document.xml><?xml version="1.0" encoding="utf-8"?>
-<w:document xmlns:wpc="http://schemas.microsoft.com/office/word/2010/wordprocessingCanvas" xmlns:cx="http://schemas.microsoft.com/office/drawing/2014/chartex" xmlns:cx1="http://schemas.microsoft.com/office/drawing/2015/9/8/chartex" xmlns:cx2="http://schemas.microsoft.com/office/drawing/2015/10/21/chartex" xmlns:cx3="http://schemas.microsoft.com/office/drawing/2016/5/9/chartex" xmlns:cx4="http://schemas.microsoft.com/office/drawing/2016/5/10/chartex" xmlns:cx5="http://schemas.microsoft.com/office/drawing/2016/5/11/chartex" xmlns:cx6="http://schemas.microsoft.com/office/drawing/2016/5/12/chartex" xmlns:cx7="http://schemas.microsoft.com/office/drawing/2016/5/13/chartex" xmlns:cx8="http://schemas.microsoft.com/office/drawing/2016/5/14/chartex" xmlns:mc="http://schemas.openxmlformats.org/markup-compatibility/2006" xmlns:aink="http://schemas.microsoft.com/office/drawing/2016/ink" xmlns:am3d="http://schemas.microsoft.com/office/drawing/2017/model3d" xmlns:o="urn:schemas-microsoft-com:office:office" xmlns:oel="http://schemas.microsoft.com/office/2019/extlst" xmlns:r="http://schemas.openxmlformats.org/officeDocument/2006/relationships" xmlns:m="http://schemas.openxmlformats.org/officeDocument/2006/math" xmlns:v="urn:schemas-microsoft-com:vml" xmlns:wp14="http://schemas.microsoft.com/office/word/2010/wordprocessingDrawing" xmlns:wp="http://schemas.openxmlformats.org/drawingml/2006/wordprocessingDrawing" xmlns:w10="urn:schemas-microsoft-com:office:word" xmlns:w="http://schemas.openxmlformats.org/wordprocessingml/2006/main" xmlns:w14="http://schemas.microsoft.com/office/word/2010/wordml" xmlns:w15="http://schemas.microsoft.com/office/word/2012/wordml" xmlns:w16cex="http://schemas.microsoft.com/office/word/2018/wordml/cex" xmlns:w16cid="http://schemas.microsoft.com/office/word/2016/wordml/cid" xmlns:w16="http://schemas.microsoft.com/office/word/2018/wordml" xmlns:w16du="http://schemas.microsoft.com/office/word/2023/wordml/word16du" xmlns:w16sdtdh="http://schemas.microsoft.com/office/word/2020/wordml/sdtdatahash" xmlns:w16se="http://schemas.microsoft.com/office/word/2015/wordml/symex" xmlns:wpg="http://schemas.microsoft.com/office/word/2010/wordprocessingGroup" xmlns:wpi="http://schemas.microsoft.com/office/word/2010/wordprocessingInk" xmlns:wne="http://schemas.microsoft.com/office/word/2006/wordml" xmlns:wps="http://schemas.microsoft.com/office/word/2010/wordprocessingShape" mc:Ignorable="w14 w15 w16se w16cid w16 w16cex w16sdtdh w16du wp14">
+<w:document xmlns:wpc="http://schemas.microsoft.com/office/word/2010/wordprocessingCanvas" xmlns:cx="http://schemas.microsoft.com/office/drawing/2014/chartex" xmlns:cx1="http://schemas.microsoft.com/office/drawing/2015/9/8/chartex" xmlns:cx2="http://schemas.microsoft.com/office/drawing/2015/10/21/chartex" xmlns:cx3="http://schemas.microsoft.com/office/drawing/2016/5/9/chartex" xmlns:cx4="http://schemas.microsoft.com/office/drawing/2016/5/10/chartex" xmlns:cx5="http://schemas.microsoft.com/office/drawing/2016/5/11/chartex" xmlns:cx6="http://schemas.microsoft.com/office/drawing/2016/5/12/chartex" xmlns:cx7="http://schemas.microsoft.com/office/drawing/2016/5/13/chartex" xmlns:cx8="http://schemas.microsoft.com/office/drawing/2016/5/14/chartex" xmlns:mc="http://schemas.openxmlformats.org/markup-compatibility/2006" xmlns:aink="http://schemas.microsoft.com/office/drawing/2016/ink" xmlns:am3d="http://schemas.microsoft.com/office/drawing/2017/model3d" xmlns:o="urn:schemas-microsoft-com:office:office" xmlns:oel="http://schemas.microsoft.com/office/2019/extlst" xmlns:r="http://schemas.openxmlformats.org/officeDocument/2006/relationships" xmlns:m="http://schemas.openxmlformats.org/officeDocument/2006/math" xmlns:v="urn:schemas-microsoft-com:vml" xmlns:wp14="http://schemas.microsoft.com/office/word/2010/wordprocessingDrawing" xmlns:wp="http://schemas.openxmlformats.org/drawingml/2006/wordprocessingDrawing" xmlns:w10="urn:schemas-microsoft-com:office:word" xmlns:w="http://schemas.openxmlformats.org/wordprocessingml/2006/main" xmlns:w14="http://schemas.microsoft.com/office/word/2010/wordml" xmlns:w15="http://schemas.microsoft.com/office/word/2012/wordml" xmlns:w16cex="http://schemas.microsoft.com/office/word/2018/wordml/cex" xmlns:w16cid="http://schemas.microsoft.com/office/word/2016/wordml/cid" xmlns:w16="http://schemas.microsoft.com/office/word/2018/wordml" xmlns:w16sdtdh="http://schemas.microsoft.com/office/word/2020/wordml/sdtdatahash" xmlns:w16se="http://schemas.microsoft.com/office/word/2015/wordml/symex" xmlns:wpg="http://schemas.microsoft.com/office/word/2010/wordprocessingGroup" xmlns:wpi="http://schemas.microsoft.com/office/word/2010/wordprocessingInk" xmlns:wne="http://schemas.microsoft.com/office/word/2006/wordml" xmlns:wps="http://schemas.microsoft.com/office/word/2010/wordprocessingShape" mc:Ignorable="w14 w15 w16se w16cid w16 w16cex w16sdtdh wp14">
   <w:body>
     <w:p>
       <w:pPr>
@@ -30,7 +30,7 @@
         <w:spacing w:after="0" w:line="240" w:lineRule="auto"/>
         <w:jc w:val="center"/>
         <w:rPr>
-          <w:rFonts w:ascii="Times New Roman" w:hAnsi="Times New Roman" w:cs="Times New Roman"/>
+          <w:rFonts w:ascii="Times New Roman" w:hAnsi="Times New Roman" w:cs="Times New Roman" w:hint="eastAsia"/>
           <w:lang w:eastAsia="zh-CN"/>
         </w:rPr>
       </w:pPr>
@@ -95,9 +95,10 @@
       </w:r>
       <w:r>
         <w:rPr>
-          <w:rFonts w:ascii="Times New Roman" w:hAnsi="Times New Roman" w:cs="Times New Roman"/>
-        </w:rPr>
-        <w:t>410 N Lincoln Ave</w:t>
+          <w:rFonts w:ascii="Times New Roman" w:hAnsi="Times New Roman" w:cs="Times New Roman" w:hint="eastAsia"/>
+          <w:lang w:eastAsia="zh-CN"/>
+        </w:rPr>
+        <w:t>Urbana, IL</w:t>
       </w:r>
     </w:p>
     <w:p>
@@ -122,6 +123,7 @@
           <w:bCs/>
         </w:rPr>
       </w:pPr>
+      <w:bookmarkStart w:id="0" w:name="_Hlk57403138"/>
       <w:r>
         <w:rPr>
           <w:rFonts w:ascii="Times New Roman" w:hAnsi="Times New Roman" w:cs="Times New Roman"/>
@@ -204,7 +206,6 @@
         <w:rPr>
           <w:rFonts w:ascii="Times New Roman" w:hAnsi="Times New Roman"/>
           <w:i/>
-          <w:lang w:eastAsia="zh-CN"/>
         </w:rPr>
       </w:pPr>
       <w:r>
@@ -228,11 +229,47 @@
         </w:rPr>
         <w:t>Expected May 2026</w:t>
       </w:r>
-      <w:bookmarkStart w:id="0" w:name="_Hlk57403138"/>
     </w:p>
     <w:p>
       <w:pPr>
         <w:tabs>
+          <w:tab w:val="right" w:pos="10710"/>
+        </w:tabs>
+        <w:spacing w:after="10" w:line="240" w:lineRule="auto"/>
+        <w:rPr>
+          <w:rFonts w:ascii="Times New Roman" w:hAnsi="Times New Roman"/>
+          <w:lang w:eastAsia="zh-CN"/>
+        </w:rPr>
+      </w:pPr>
+      <w:r>
+        <w:rPr>
+          <w:rFonts w:ascii="Times New Roman" w:hAnsi="Times New Roman"/>
+        </w:rPr>
+        <w:t xml:space="preserve">GPA: </w:t>
+      </w:r>
+      <w:r>
+        <w:rPr>
+          <w:rFonts w:ascii="Times New Roman" w:hAnsi="Times New Roman"/>
+        </w:rPr>
+        <w:t>3.8</w:t>
+      </w:r>
+      <w:r>
+        <w:rPr>
+          <w:rFonts w:ascii="Times New Roman" w:hAnsi="Times New Roman" w:hint="eastAsia"/>
+          <w:lang w:eastAsia="zh-CN"/>
+        </w:rPr>
+        <w:t>0</w:t>
+      </w:r>
+      <w:r>
+        <w:rPr>
+          <w:rFonts w:ascii="Times New Roman" w:hAnsi="Times New Roman"/>
+        </w:rPr>
+        <w:t xml:space="preserve"> / 4.00</w:t>
+      </w:r>
+    </w:p>
+    <w:p>
+      <w:pPr>
+        <w:tabs>
           <w:tab w:val="right" w:pos="11160"/>
         </w:tabs>
         <w:spacing w:after="10" w:line="240" w:lineRule="auto"/>
@@ -321,31 +358,56 @@
     <w:p>
       <w:pPr>
         <w:tabs>
-          <w:tab w:val="right" w:pos="10710"/>
+          <w:tab w:val="right" w:pos="11160"/>
         </w:tabs>
         <w:spacing w:after="10" w:line="240" w:lineRule="auto"/>
         <w:rPr>
           <w:rFonts w:ascii="Times New Roman" w:hAnsi="Times New Roman"/>
-          <w:lang w:eastAsia="zh-CN"/>
-        </w:rPr>
-      </w:pPr>
-      <w:r>
-        <w:rPr>
-          <w:rFonts w:ascii="Times New Roman" w:hAnsi="Times New Roman"/>
-        </w:rPr>
-        <w:t xml:space="preserve">GPA: </w:t>
-      </w:r>
-      <w:r>
-        <w:rPr>
-          <w:rFonts w:ascii="Times New Roman" w:hAnsi="Times New Roman"/>
-        </w:rPr>
-        <w:t>3.58</w:t>
-      </w:r>
-      <w:r>
-        <w:rPr>
-          <w:rFonts w:ascii="Times New Roman" w:hAnsi="Times New Roman"/>
-        </w:rPr>
-        <w:t xml:space="preserve"> / 4.00</w:t>
+        </w:rPr>
+      </w:pPr>
+      <w:r>
+        <w:rPr>
+          <w:rFonts w:ascii="Times New Roman" w:hAnsi="Times New Roman"/>
+          <w:b/>
+        </w:rPr>
+        <w:t xml:space="preserve">Shanghai Jiao Tong </w:t>
+      </w:r>
+      <w:r>
+        <w:rPr>
+          <w:rFonts w:ascii="Times New Roman" w:hAnsi="Times New Roman"/>
+          <w:b/>
+        </w:rPr>
+        <w:t>University</w:t>
+      </w:r>
+      <w:r>
+        <w:rPr>
+          <w:rFonts w:ascii="Times New Roman" w:hAnsi="Times New Roman"/>
+        </w:rPr>
+        <w:tab/>
+      </w:r>
+      <w:r>
+        <w:rPr>
+          <w:rFonts w:ascii="Times New Roman" w:hAnsi="Times New Roman"/>
+          <w:b/>
+          <w:lang w:eastAsia="zh-CN"/>
+        </w:rPr>
+        <w:t>Shanghai</w:t>
+      </w:r>
+      <w:r>
+        <w:rPr>
+          <w:rFonts w:ascii="Times New Roman" w:hAnsi="Times New Roman" w:hint="eastAsia"/>
+          <w:b/>
+          <w:lang w:eastAsia="zh-CN"/>
+        </w:rPr>
+        <w:t xml:space="preserve">, </w:t>
+      </w:r>
+      <w:r>
+        <w:rPr>
+          <w:rFonts w:ascii="Times New Roman" w:hAnsi="Times New Roman"/>
+          <w:b/>
+          <w:lang w:eastAsia="zh-CN"/>
+        </w:rPr>
+        <w:t>China</w:t>
       </w:r>
     </w:p>
     <w:p>
@@ -355,115 +417,88 @@
         </w:tabs>
         <w:spacing w:after="10" w:line="240" w:lineRule="auto"/>
         <w:rPr>
-          <w:rFonts w:ascii="Times New Roman" w:hAnsi="Times New Roman"/>
-        </w:rPr>
-      </w:pPr>
-      <w:r>
-        <w:rPr>
-          <w:rFonts w:ascii="Times New Roman" w:hAnsi="Times New Roman"/>
-          <w:b/>
-        </w:rPr>
-        <w:t xml:space="preserve">Shanghai Jiao Tong </w:t>
-      </w:r>
-      <w:r>
-        <w:rPr>
-          <w:rFonts w:ascii="Times New Roman" w:hAnsi="Times New Roman"/>
-          <w:b/>
-        </w:rPr>
-        <w:t>University</w:t>
-      </w:r>
-      <w:r>
-        <w:rPr>
-          <w:rFonts w:ascii="Times New Roman" w:hAnsi="Times New Roman"/>
+          <w:rFonts w:ascii="Times New Roman" w:hAnsi="Times New Roman" w:hint="eastAsia"/>
+          <w:i/>
+          <w:lang w:eastAsia="zh-CN"/>
+        </w:rPr>
+      </w:pPr>
+      <w:r>
+        <w:rPr>
+          <w:rFonts w:ascii="Times New Roman" w:hAnsi="Times New Roman"/>
+          <w:i/>
+        </w:rPr>
+        <w:t xml:space="preserve">B.S.E. </w:t>
+      </w:r>
+      <w:r>
+        <w:rPr>
+          <w:rFonts w:ascii="Times New Roman" w:hAnsi="Times New Roman"/>
+          <w:i/>
+        </w:rPr>
+        <w:t xml:space="preserve">Electrical and </w:t>
+      </w:r>
+      <w:r>
+        <w:rPr>
+          <w:rFonts w:ascii="Times New Roman" w:hAnsi="Times New Roman"/>
+          <w:i/>
+        </w:rPr>
+        <w:t xml:space="preserve">Computer </w:t>
+      </w:r>
+      <w:r>
+        <w:rPr>
+          <w:rFonts w:ascii="Times New Roman" w:hAnsi="Times New Roman"/>
+          <w:i/>
+        </w:rPr>
+        <w:t>Engineering</w:t>
+      </w:r>
+      <w:r>
+        <w:rPr>
+          <w:rFonts w:ascii="Times New Roman" w:hAnsi="Times New Roman"/>
+          <w:i/>
+        </w:rPr>
+        <w:t xml:space="preserve"> (Dual Degree)</w:t>
+      </w:r>
+      <w:r>
+        <w:rPr>
+          <w:rFonts w:ascii="Times New Roman" w:hAnsi="Times New Roman"/>
+          <w:i/>
         </w:rPr>
         <w:tab/>
       </w:r>
       <w:r>
         <w:rPr>
           <w:rFonts w:ascii="Times New Roman" w:hAnsi="Times New Roman"/>
-          <w:b/>
-          <w:lang w:eastAsia="zh-CN"/>
-        </w:rPr>
-        <w:t>Shanghai</w:t>
-      </w:r>
-      <w:r>
-        <w:rPr>
-          <w:rFonts w:ascii="Times New Roman" w:hAnsi="Times New Roman" w:hint="eastAsia"/>
-          <w:b/>
-          <w:lang w:eastAsia="zh-CN"/>
-        </w:rPr>
-        <w:t xml:space="preserve">, </w:t>
-      </w:r>
-      <w:r>
-        <w:rPr>
-          <w:rFonts w:ascii="Times New Roman" w:hAnsi="Times New Roman"/>
-          <w:b/>
-          <w:lang w:eastAsia="zh-CN"/>
-        </w:rPr>
-        <w:t>China</w:t>
+          <w:i/>
+        </w:rPr>
+        <w:t>Sept. 2020 – August 2024</w:t>
       </w:r>
     </w:p>
     <w:p>
       <w:pPr>
         <w:tabs>
-          <w:tab w:val="right" w:pos="11160"/>
+          <w:tab w:val="right" w:pos="10710"/>
         </w:tabs>
         <w:spacing w:after="10" w:line="240" w:lineRule="auto"/>
         <w:rPr>
           <w:rFonts w:ascii="Times New Roman" w:hAnsi="Times New Roman"/>
-          <w:i/>
-          <w:lang w:eastAsia="zh-CN"/>
-        </w:rPr>
-      </w:pPr>
-      <w:r>
-        <w:rPr>
-          <w:rFonts w:ascii="Times New Roman" w:hAnsi="Times New Roman"/>
-          <w:i/>
-        </w:rPr>
-        <w:t xml:space="preserve">B.S.E. </w:t>
-      </w:r>
-      <w:r>
-        <w:rPr>
-          <w:rFonts w:ascii="Times New Roman" w:hAnsi="Times New Roman"/>
-          <w:i/>
-        </w:rPr>
-        <w:t xml:space="preserve">Electrical and </w:t>
-      </w:r>
-      <w:r>
-        <w:rPr>
-          <w:rFonts w:ascii="Times New Roman" w:hAnsi="Times New Roman"/>
-          <w:i/>
-        </w:rPr>
-        <w:t xml:space="preserve">Computer </w:t>
-      </w:r>
-      <w:r>
-        <w:rPr>
-          <w:rFonts w:ascii="Times New Roman" w:hAnsi="Times New Roman"/>
-          <w:i/>
-        </w:rPr>
-        <w:t>Engineering</w:t>
-      </w:r>
-      <w:r>
-        <w:rPr>
-          <w:rFonts w:ascii="Times New Roman" w:hAnsi="Times New Roman"/>
-          <w:i/>
-        </w:rPr>
-        <w:t xml:space="preserve"> (Dual Degree)</w:t>
-      </w:r>
-      <w:r>
-        <w:rPr>
-          <w:rFonts w:ascii="Times New Roman" w:hAnsi="Times New Roman"/>
-          <w:i/>
-        </w:rPr>
-        <w:tab/>
-      </w:r>
-      <w:r>
-        <w:rPr>
-          <w:rFonts w:ascii="Times New Roman" w:hAnsi="Times New Roman"/>
-          <w:i/>
-        </w:rPr>
-        <w:t>Sept. 2020 – August 2024</w:t>
-      </w:r>
+          <w:lang w:eastAsia="zh-CN"/>
+        </w:rPr>
+      </w:pPr>
+      <w:r>
+        <w:rPr>
+          <w:rFonts w:ascii="Times New Roman" w:hAnsi="Times New Roman"/>
+          <w:lang w:eastAsia="zh-CN"/>
+        </w:rPr>
+        <w:t xml:space="preserve">Research Interest: LLMs, ML system infrastructure, LLM </w:t>
+      </w:r>
+      <w:proofErr w:type="gramStart"/>
+      <w:r>
+        <w:rPr>
+          <w:rFonts w:ascii="Times New Roman" w:hAnsi="Times New Roman"/>
+          <w:lang w:eastAsia="zh-CN"/>
+        </w:rPr>
+        <w:t>systems</w:t>
+      </w:r>
+      <w:proofErr w:type="gramEnd"/>
     </w:p>
     <w:p>
       <w:pPr>
@@ -473,41 +508,13 @@
         <w:spacing w:after="10" w:line="240" w:lineRule="auto"/>
         <w:rPr>
           <w:rFonts w:ascii="Times New Roman" w:hAnsi="Times New Roman"/>
-        </w:rPr>
-      </w:pPr>
-      <w:r>
-        <w:rPr>
-          <w:rFonts w:ascii="Times New Roman" w:hAnsi="Times New Roman"/>
-        </w:rPr>
-        <w:t xml:space="preserve">GPA: </w:t>
-      </w:r>
-      <w:r>
-        <w:rPr>
-          <w:rFonts w:ascii="Times New Roman" w:hAnsi="Times New Roman"/>
-        </w:rPr>
-        <w:t xml:space="preserve">3.75 </w:t>
-      </w:r>
-      <w:r>
-        <w:rPr>
-          <w:rFonts w:ascii="Times New Roman" w:hAnsi="Times New Roman"/>
-        </w:rPr>
-        <w:t>/ 4.00</w:t>
-      </w:r>
-    </w:p>
-    <w:p>
-      <w:pPr>
-        <w:tabs>
-          <w:tab w:val="right" w:pos="10710"/>
-        </w:tabs>
-        <w:spacing w:after="10" w:line="240" w:lineRule="auto"/>
-        <w:rPr>
-          <w:rFonts w:ascii="Times New Roman" w:hAnsi="Times New Roman"/>
-          <w:lang w:eastAsia="zh-CN"/>
-        </w:rPr>
-      </w:pPr>
-      <w:r>
-        <w:rPr>
-          <w:rFonts w:ascii="Times New Roman" w:hAnsi="Times New Roman"/>
+          <w:lang w:eastAsia="zh-CN"/>
+        </w:rPr>
+      </w:pPr>
+      <w:r>
+        <w:rPr>
+          <w:rFonts w:ascii="Times New Roman" w:hAnsi="Times New Roman"/>
+          <w:lang w:eastAsia="zh-CN"/>
         </w:rPr>
         <w:t>Coursework</w:t>
       </w:r>
@@ -516,21 +523,7 @@
           <w:rFonts w:ascii="Times New Roman" w:hAnsi="Times New Roman" w:hint="eastAsia"/>
           <w:lang w:eastAsia="zh-CN"/>
         </w:rPr>
-        <w:t xml:space="preserve">: </w:t>
-      </w:r>
-      <w:r>
-        <w:rPr>
-          <w:rFonts w:ascii="Times New Roman" w:hAnsi="Times New Roman" w:hint="eastAsia"/>
-          <w:lang w:eastAsia="zh-CN"/>
-        </w:rPr>
-        <w:t>Computer Architecture, Operating Systems, Computer Network, Machine Learning, Embedded System</w:t>
-      </w:r>
-      <w:r>
-        <w:rPr>
-          <w:rFonts w:ascii="Times New Roman" w:hAnsi="Times New Roman" w:hint="eastAsia"/>
-          <w:lang w:eastAsia="zh-CN"/>
-        </w:rPr>
-        <w:t>s</w:t>
+        <w:t>: Computer Architecture, Operating Systems, Computer Network, Machine Learning, Embedded Systems</w:t>
       </w:r>
     </w:p>
     <w:p>
@@ -1483,7 +1476,7 @@
 </file>
 
 <file path=word/numbering.xml><?xml version="1.0" encoding="utf-8"?>
-<w:numbering xmlns:wpc="http://schemas.microsoft.com/office/word/2010/wordprocessingCanvas" xmlns:cx="http://schemas.microsoft.com/office/drawing/2014/chartex" xmlns:cx1="http://schemas.microsoft.com/office/drawing/2015/9/8/chartex" xmlns:cx2="http://schemas.microsoft.com/office/drawing/2015/10/21/chartex" xmlns:cx3="http://schemas.microsoft.com/office/drawing/2016/5/9/chartex" xmlns:cx4="http://schemas.microsoft.com/office/drawing/2016/5/10/chartex" xmlns:cx5="http://schemas.microsoft.com/office/drawing/2016/5/11/chartex" xmlns:cx6="http://schemas.microsoft.com/office/drawing/2016/5/12/chartex" xmlns:cx7="http://schemas.microsoft.com/office/drawing/2016/5/13/chartex" xmlns:cx8="http://schemas.microsoft.com/office/drawing/2016/5/14/chartex" xmlns:mc="http://schemas.openxmlformats.org/markup-compatibility/2006" xmlns:aink="http://schemas.microsoft.com/office/drawing/2016/ink" xmlns:am3d="http://schemas.microsoft.com/office/drawing/2017/model3d" xmlns:o="urn:schemas-microsoft-com:office:office" xmlns:oel="http://schemas.microsoft.com/office/2019/extlst" xmlns:r="http://schemas.openxmlformats.org/officeDocument/2006/relationships" xmlns:m="http://schemas.openxmlformats.org/officeDocument/2006/math" xmlns:v="urn:schemas-microsoft-com:vml" xmlns:wp14="http://schemas.microsoft.com/office/word/2010/wordprocessingDrawing" xmlns:wp="http://schemas.openxmlformats.org/drawingml/2006/wordprocessingDrawing" xmlns:w10="urn:schemas-microsoft-com:office:word" xmlns:w="http://schemas.openxmlformats.org/wordprocessingml/2006/main" xmlns:w14="http://schemas.microsoft.com/office/word/2010/wordml" xmlns:w15="http://schemas.microsoft.com/office/word/2012/wordml" xmlns:w16cex="http://schemas.microsoft.com/office/word/2018/wordml/cex" xmlns:w16cid="http://schemas.microsoft.com/office/word/2016/wordml/cid" xmlns:w16="http://schemas.microsoft.com/office/word/2018/wordml" xmlns:w16du="http://schemas.microsoft.com/office/word/2023/wordml/word16du" xmlns:w16sdtdh="http://schemas.microsoft.com/office/word/2020/wordml/sdtdatahash" xmlns:w16se="http://schemas.microsoft.com/office/word/2015/wordml/symex" xmlns:wpg="http://schemas.microsoft.com/office/word/2010/wordprocessingGroup" xmlns:wpi="http://schemas.microsoft.com/office/word/2010/wordprocessingInk" xmlns:wne="http://schemas.microsoft.com/office/word/2006/wordml" xmlns:wps="http://schemas.microsoft.com/office/word/2010/wordprocessingShape" mc:Ignorable="w14 w15 w16se w16cid w16 w16cex w16sdtdh w16du wp14">
+<w:numbering xmlns:wpc="http://schemas.microsoft.com/office/word/2010/wordprocessingCanvas" xmlns:cx="http://schemas.microsoft.com/office/drawing/2014/chartex" xmlns:cx1="http://schemas.microsoft.com/office/drawing/2015/9/8/chartex" xmlns:cx2="http://schemas.microsoft.com/office/drawing/2015/10/21/chartex" xmlns:cx3="http://schemas.microsoft.com/office/drawing/2016/5/9/chartex" xmlns:cx4="http://schemas.microsoft.com/office/drawing/2016/5/10/chartex" xmlns:cx5="http://schemas.microsoft.com/office/drawing/2016/5/11/chartex" xmlns:cx6="http://schemas.microsoft.com/office/drawing/2016/5/12/chartex" xmlns:cx7="http://schemas.microsoft.com/office/drawing/2016/5/13/chartex" xmlns:cx8="http://schemas.microsoft.com/office/drawing/2016/5/14/chartex" xmlns:mc="http://schemas.openxmlformats.org/markup-compatibility/2006" xmlns:aink="http://schemas.microsoft.com/office/drawing/2016/ink" xmlns:am3d="http://schemas.microsoft.com/office/drawing/2017/model3d" xmlns:o="urn:schemas-microsoft-com:office:office" xmlns:oel="http://schemas.microsoft.com/office/2019/extlst" xmlns:r="http://schemas.openxmlformats.org/officeDocument/2006/relationships" xmlns:m="http://schemas.openxmlformats.org/officeDocument/2006/math" xmlns:v="urn:schemas-microsoft-com:vml" xmlns:wp14="http://schemas.microsoft.com/office/word/2010/wordprocessingDrawing" xmlns:wp="http://schemas.openxmlformats.org/drawingml/2006/wordprocessingDrawing" xmlns:w10="urn:schemas-microsoft-com:office:word" xmlns:w="http://schemas.openxmlformats.org/wordprocessingml/2006/main" xmlns:w14="http://schemas.microsoft.com/office/word/2010/wordml" xmlns:w15="http://schemas.microsoft.com/office/word/2012/wordml" xmlns:w16cex="http://schemas.microsoft.com/office/word/2018/wordml/cex" xmlns:w16cid="http://schemas.microsoft.com/office/word/2016/wordml/cid" xmlns:w16="http://schemas.microsoft.com/office/word/2018/wordml" xmlns:w16sdtdh="http://schemas.microsoft.com/office/word/2020/wordml/sdtdatahash" xmlns:w16se="http://schemas.microsoft.com/office/word/2015/wordml/symex" xmlns:wpg="http://schemas.microsoft.com/office/word/2010/wordprocessingGroup" xmlns:wpi="http://schemas.microsoft.com/office/word/2010/wordprocessingInk" xmlns:wne="http://schemas.microsoft.com/office/word/2006/wordml" xmlns:wps="http://schemas.microsoft.com/office/word/2010/wordprocessingShape" mc:Ignorable="w14 w15 w16se w16cid w16 w16cex w16sdtdh wp14">
   <w:abstractNum w:abstractNumId="0" w15:restartNumberingAfterBreak="0">
     <w:nsid w:val="03910F2B"/>
     <w:multiLevelType w:val="multilevel"/>
@@ -4384,7 +4377,7 @@
 </file>
 
 <file path=word/styles.xml><?xml version="1.0" encoding="utf-8"?>
-<w:styles xmlns:mc="http://schemas.openxmlformats.org/markup-compatibility/2006" xmlns:r="http://schemas.openxmlformats.org/officeDocument/2006/relationships" xmlns:w="http://schemas.openxmlformats.org/wordprocessingml/2006/main" xmlns:w14="http://schemas.microsoft.com/office/word/2010/wordml" xmlns:w15="http://schemas.microsoft.com/office/word/2012/wordml" xmlns:w16cex="http://schemas.microsoft.com/office/word/2018/wordml/cex" xmlns:w16cid="http://schemas.microsoft.com/office/word/2016/wordml/cid" xmlns:w16="http://schemas.microsoft.com/office/word/2018/wordml" xmlns:w16du="http://schemas.microsoft.com/office/word/2023/wordml/word16du" xmlns:w16sdtdh="http://schemas.microsoft.com/office/word/2020/wordml/sdtdatahash" xmlns:w16se="http://schemas.microsoft.com/office/word/2015/wordml/symex" mc:Ignorable="w14 w15 w16se w16cid w16 w16cex w16sdtdh w16du">
+<w:styles xmlns:mc="http://schemas.openxmlformats.org/markup-compatibility/2006" xmlns:r="http://schemas.openxmlformats.org/officeDocument/2006/relationships" xmlns:w="http://schemas.openxmlformats.org/wordprocessingml/2006/main" xmlns:w14="http://schemas.microsoft.com/office/word/2010/wordml" xmlns:w15="http://schemas.microsoft.com/office/word/2012/wordml" xmlns:w16cex="http://schemas.microsoft.com/office/word/2018/wordml/cex" xmlns:w16cid="http://schemas.microsoft.com/office/word/2016/wordml/cid" xmlns:w16="http://schemas.microsoft.com/office/word/2018/wordml" xmlns:w16sdtdh="http://schemas.microsoft.com/office/word/2020/wordml/sdtdatahash" xmlns:w16se="http://schemas.microsoft.com/office/word/2015/wordml/symex" mc:Ignorable="w14 w15 w16se w16cid w16 w16cex w16sdtdh">
   <w:docDefaults>
     <w:rPrDefault>
       <w:rPr>
